--- a/A0_AND/A0_AND_Brief.docx
+++ b/A0_AND/A0_AND_Brief.docx
@@ -3605,7 +3605,7 @@
                 <w:b/>
                 <w:sz w:val="16"/>
               </w:rPr>
-              <w:t>MainZ and SecondaryZ never bind their partner more tightly than the real trigger does.</w:t>
+              <w:t>MainZ and SecondaryZ must never bind their partner more tightly than the real trigger does.</w:t>
             </w:r>
             <w:r>
               <w:rPr>
@@ -3613,7 +3613,7 @@
                 <w:b w:val="0"/>
                 <w:sz w:val="16"/>
               </w:rPr>
-              <w:t xml:space="preserve"> A margin ddG_pref weakens them further; it is swept, and </w:t>
+              <w:t xml:space="preserve"> Two settings satisfy that and </w:t>
             </w:r>
             <w:r>
               <w:rPr>
@@ -3621,7 +3621,7 @@
                 <w:b/>
                 <w:sz w:val="16"/>
               </w:rPr>
-              <w:t>ddG_pref = 0 (isoenergetic) is one of the levels</w:t>
+              <w:t>both are allowed</w:t>
             </w:r>
             <w:r>
               <w:rPr>
@@ -3629,7 +3629,39 @@
                 <w:b w:val="0"/>
                 <w:sz w:val="16"/>
               </w:rPr>
-              <w:t>, not excluded.</w:t>
+              <w:t xml:space="preserve">: </w:t>
+            </w:r>
+            <w:r>
+              <w:rPr>
+                <w:rFonts w:ascii="Calibri" w:hAnsi="Calibri"/>
+                <w:b/>
+                <w:sz w:val="16"/>
+              </w:rPr>
+              <w:t>ddG_pref = 0</w:t>
+            </w:r>
+            <w:r>
+              <w:rPr>
+                <w:rFonts w:ascii="Calibri" w:hAnsi="Calibri"/>
+                <w:b w:val="0"/>
+                <w:sz w:val="16"/>
+              </w:rPr>
+              <w:t xml:space="preserve">, where Z is an exact copy of the trigger's own domain and the exchange is isoenergetic; and </w:t>
+            </w:r>
+            <w:r>
+              <w:rPr>
+                <w:rFonts w:ascii="Calibri" w:hAnsi="Calibri"/>
+                <w:b/>
+                <w:sz w:val="16"/>
+              </w:rPr>
+              <w:t>ddG_pref &gt; 0</w:t>
+            </w:r>
+            <w:r>
+              <w:rPr>
+                <w:rFonts w:ascii="Calibri" w:hAnsi="Calibri"/>
+                <w:b w:val="0"/>
+                <w:sz w:val="16"/>
+              </w:rPr>
+              <w:t>, where Z is weakened further by a wobble, a mismatch or a 1-nt bulge so the trigger is actively preferred. ddG_pref is swept over both.</w:t>
             </w:r>
           </w:p>
         </w:tc>
@@ -3649,7 +3681,23 @@
                 <w:b w:val="0"/>
                 <w:sz w:val="16"/>
               </w:rPr>
-              <w:t>Each Z is a copy of the trigger's own domain. A perfect Watson–Crick copy would bind harder than the real trigger, which carries wobbles — the trigger would be climbing uphill to displace the clamp meant to release it.</w:t>
+              <w:t xml:space="preserve">The only case excluded is a </w:t>
+            </w:r>
+            <w:r>
+              <w:rPr>
+                <w:rFonts w:ascii="Calibri" w:hAnsi="Calibri"/>
+                <w:b/>
+                <w:sz w:val="16"/>
+              </w:rPr>
+              <w:t>perfectly Watson–Crick</w:t>
+            </w:r>
+            <w:r>
+              <w:rPr>
+                <w:rFonts w:ascii="Calibri" w:hAnsi="Calibri"/>
+                <w:b w:val="0"/>
+                <w:sz w:val="16"/>
+              </w:rPr>
+              <w:t xml:space="preserve"> Z. The real trigger carries G·U wobbles, so a flawless copy binds harder than the trigger itself and the trigger would be climbing uphill to displace the clamp meant to release it.</w:t>
             </w:r>
           </w:p>
         </w:tc>
@@ -3895,23 +3943,33 @@
                 <w:b w:val="0"/>
                 <w:sz w:val="16"/>
               </w:rPr>
-              <w:t xml:space="preserve"> — not only the longest available. </w:t>
+              <w:t xml:space="preserve"> — not only the longest available. Mismatches inside the overlap are allowed as follows:</w:t>
             </w:r>
-            <w:r>
-              <w:rPr>
-                <w:rFonts w:ascii="Calibri" w:hAnsi="Calibri"/>
-                <w:b/>
-                <w:sz w:val="16"/>
-              </w:rPr>
-              <w:t>Mismatches are allowed at every length, in any number and any placement.</w:t>
-            </w:r>
+          </w:p>
+          <w:p>
+            <w:pPr>
+              <w:spacing w:before="0" w:after="40"/>
+            </w:pPr>
             <w:r>
               <w:rPr>
                 <w:rFonts w:ascii="Calibri" w:hAnsi="Calibri"/>
                 <w:b w:val="0"/>
                 <w:sz w:val="16"/>
               </w:rPr>
-              <w:t xml:space="preserve"> No design is rejected on a mismatch ratio or a run-length cap; instead the trigger-trigger duplex energy is computed from the real sequences for every design and used to rank (§3.4).</w:t>
+              <w:t>|x| = 4–5 → none;  |x| = 6–10 → up to 2;  |x| = 11–14 → up to 3.</w:t>
+            </w:r>
+          </w:p>
+          <w:p>
+            <w:pPr>
+              <w:spacing w:before="0" w:after="40"/>
+            </w:pPr>
+            <w:r>
+              <w:rPr>
+                <w:rFonts w:ascii="Calibri" w:hAnsi="Calibri"/>
+                <w:b w:val="0"/>
+                <w:sz w:val="16"/>
+              </w:rPr>
+              <w:t>Never at either end of the overlap, and never more than 2 consecutive.</w:t>
             </w:r>
           </w:p>
         </w:tc>
@@ -3931,7 +3989,23 @@
                 <w:b w:val="0"/>
                 <w:sz w:val="16"/>
               </w:rPr>
-              <w:t>|x| ≥ 4 because the overlap is the mechanism; |x| ≤ 14 so that k2 = 18 − |x| stays at least 4 bp. We deliberately impose nothing else here: neither a 1:4 mismatch ratio nor a run cap actually bounds sequestration (a 1:4 ratio with uncontrolled placement is already 74 % sequestered at |x| = 14), and a hard filter would throw away workable designs — Kim's own working trigger pair sits at 73 %.</w:t>
+              <w:t xml:space="preserve">|x| ≥ 4 because the overlap is the mechanism; |x| ≤ 14 so that k2 = 18 − |x| stays at least 4 bp. </w:t>
+            </w:r>
+            <w:r>
+              <w:rPr>
+                <w:rFonts w:ascii="Calibri" w:hAnsi="Calibri"/>
+                <w:b/>
+                <w:sz w:val="16"/>
+              </w:rPr>
+              <w:t>The rule exists to widen the search, and it does so decisively</w:t>
+            </w:r>
+            <w:r>
+              <w:rPr>
+                <w:rFonts w:ascii="Calibri" w:hAnsi="Calibri"/>
+                <w:b w:val="0"/>
+                <w:sz w:val="16"/>
+              </w:rPr>
+              <w:t>: between our two real transcripts there is no perfectly complementary site at any |x| ≥ 9, while the rule finds 359 of them at |x| = 9, and 1,009 at |x| = 8 against 3. An end mismatch would be free — the duplex simply frays there — while 3 in a row would stall trigger B's invasion. That is what the two placement conditions prevent.</w:t>
             </w:r>
           </w:p>
         </w:tc>
@@ -3952,6 +4026,74 @@
                 <w:b w:val="0"/>
                 <w:sz w:val="16"/>
               </w:rPr>
+              <w:t>R10b</w:t>
+            </w:r>
+          </w:p>
+        </w:tc>
+        <w:tc>
+          <w:tcPr>
+            <w:tcW w:type="dxa" w:w="3685"/>
+          </w:tcPr>
+          <w:p>
+            <w:pPr>
+              <w:spacing w:before="40" w:after="40"/>
+            </w:pPr>
+            <w:r/>
+            <w:r>
+              <w:rPr>
+                <w:rFonts w:ascii="Calibri" w:hAnsi="Calibri"/>
+                <w:b/>
+                <w:sz w:val="16"/>
+              </w:rPr>
+              <w:t>R10 is a search-space rule, not a sequestration guarantee.</w:t>
+            </w:r>
+            <w:r>
+              <w:rPr>
+                <w:rFonts w:ascii="Calibri" w:hAnsi="Calibri"/>
+                <w:b w:val="0"/>
+                <w:sz w:val="16"/>
+              </w:rPr>
+              <w:t xml:space="preserve"> Trigger–trigger sequestration is measured per design and used to rank; nothing is rejected on it (§3.4).</w:t>
+            </w:r>
+          </w:p>
+        </w:tc>
+        <w:tc>
+          <w:tcPr>
+            <w:tcW w:type="dxa" w:w="5329"/>
+          </w:tcPr>
+          <w:p>
+            <w:pPr>
+              <w:spacing w:before="40" w:after="40"/>
+            </w:pPr>
+            <w:r/>
+            <w:r>
+              <w:rPr>
+                <w:rFonts w:ascii="Calibri" w:hAnsi="Calibri"/>
+                <w:b w:val="0"/>
+                <w:sz w:val="16"/>
+              </w:rPr>
+              <w:t>The rule still permits a long uninterrupted complementary run when the mismatches happen to cluster to one side: median sequestration stays under 2 % out to |x| = 12 but reaches 45 % by |x| = 14. Note we do not choose where the mismatches fall — both triggers are windows of natural transcripts, so the pattern is whatever the two genes differ by. A hard filter would be the wrong instrument in any case: Kim's own working trigger pair sits at 73 %.</w:t>
+            </w:r>
+          </w:p>
+        </w:tc>
+      </w:tr>
+      <w:tr>
+        <w:tc>
+          <w:tcPr>
+            <w:tcW w:type="dxa" w:w="624"/>
+            <w:shd w:val="clear" w:color="auto" w:fill="F1F4F8"/>
+          </w:tcPr>
+          <w:p>
+            <w:pPr>
+              <w:spacing w:before="40" w:after="40"/>
+            </w:pPr>
+            <w:r/>
+            <w:r>
+              <w:rPr>
+                <w:rFonts w:ascii="Calibri" w:hAnsi="Calibri"/>
+                <w:b w:val="0"/>
+                <w:sz w:val="16"/>
+              </w:rPr>
               <w:t>R11</w:t>
             </w:r>
           </w:p>
@@ -3959,6 +4101,7 @@
         <w:tc>
           <w:tcPr>
             <w:tcW w:type="dxa" w:w="3685"/>
+            <w:shd w:val="clear" w:color="auto" w:fill="F1F4F8"/>
           </w:tcPr>
           <w:p>
             <w:pPr>
@@ -3978,6 +4121,7 @@
         <w:tc>
           <w:tcPr>
             <w:tcW w:type="dxa" w:w="5329"/>
+            <w:shd w:val="clear" w:color="auto" w:fill="F1F4F8"/>
           </w:tcPr>
           <w:p>
             <w:pPr>
@@ -3999,7 +4143,6 @@
         <w:tc>
           <w:tcPr>
             <w:tcW w:type="dxa" w:w="624"/>
-            <w:shd w:val="clear" w:color="auto" w:fill="F1F4F8"/>
           </w:tcPr>
           <w:p>
             <w:pPr>
@@ -4019,7 +4162,6 @@
         <w:tc>
           <w:tcPr>
             <w:tcW w:type="dxa" w:w="3685"/>
-            <w:shd w:val="clear" w:color="auto" w:fill="F1F4F8"/>
           </w:tcPr>
           <w:p>
             <w:pPr>
@@ -4039,7 +4181,6 @@
         <w:tc>
           <w:tcPr>
             <w:tcW w:type="dxa" w:w="5329"/>
-            <w:shd w:val="clear" w:color="auto" w:fill="F1F4F8"/>
           </w:tcPr>
           <w:p>
             <w:pPr>
@@ -4190,7 +4331,7 @@
           <w:i w:val="0"/>
           <w:sz w:val="19"/>
         </w:rPr>
-        <w:t>A ribosome does not sample bases independently — it needs its whole footprint free at the same moment. For a window whose bases are each 90 % unpaired, the averaged metric always reads 0.90 while the joint probability lies anywhere between 0.90 and far less. ViennaRNA computes the joint form directly: one hard-constrained partition function per window.</w:t>
+        <w:t>A ribosome needs its whole footprint free at the same moment, not base by base. Where every base of a window is 90 % unpaired the averaged metric always reads 0.90, while the joint probability lies anywhere between that and far less. ViennaRNA gives the joint form directly: one hard-constrained partition function per window.</w:t>
       </w:r>
     </w:p>
     <w:p>
@@ -4203,7 +4344,7 @@
           <w:i w:val="0"/>
           <w:sz w:val="19"/>
         </w:rPr>
-        <w:t>Windows are nested and all anchored on the start codon: the AUG alone; the RBS through the AUG; AUG through AUG + 3n for n = 1…10 codons; and the 30-nt ribosome footprint. The series shows how far the opening extends — which separates a switch that merely exposes the AUG from one that clears the ribosome's path.</w:t>
+        <w:t>Windows are nested on the start codon: the AUG alone; the RBS through the AUG; AUG through AUG + 3n for n = 1…10 codons; and the 30-nt ribosome footprint. The series shows how far the opening extends — which separates a switch that merely exposes the AUG from one that clears the ribosome's path.</w:t>
       </w:r>
     </w:p>
     <w:p>
@@ -4243,7 +4384,7 @@
           <w:i w:val="0"/>
           <w:sz w:val="19"/>
         </w:rPr>
-        <w:t>How much more trigger A opens the switch when trigger B is present than when it is absent. Length cancels in the difference, so this needs no normalisation. Separation is reported threshold-free: state 11 against the worst of 00, 01, 10.</w:t>
+        <w:t>How much more trigger A opens the switch when trigger B is present than when it is absent. Length cancels in the difference, so no normalisation is needed. Separation is threshold-free: state 11 against the worst of 00, 01, 10.</w:t>
       </w:r>
     </w:p>
     <w:p>
@@ -4307,7 +4448,7 @@
           <w:i w:val="0"/>
           <w:sz w:val="19"/>
         </w:rPr>
-        <w:t>, which are permanently single-stranded and so are the one part of the switch always free to pair with a trigger. Against every 30-nt window of our real transcripts the secondary loop stays above −9.2 kcal/mol; the RBS loop reaches −13.8, with 36 of 730 GFP windows below −10. Both are far from the −30 to −45 of a productive trigger duplex, so this is reported per design, not filtered on (D12).</w:t>
+        <w:t>, permanently single-stranded and so the one part of the switch always free to pair with a trigger. Over every 30-nt window of our real transcripts the secondary loop stays above −9.2 kcal/mol and the RBS loop reaches −13.8 — both far from the −30 to −45 of a productive trigger duplex, so this is reported, not filtered on (D12).</w:t>
       </w:r>
     </w:p>
     <w:p>
@@ -4334,7 +4475,7 @@
           <w:i w:val="0"/>
           <w:sz w:val="19"/>
         </w:rPr>
-        <w:t xml:space="preserve">P(MFE) collapses with length. On our own switches it is 0.02–0.08 for the switch alone and about 3 × 10⁻¹⁵ for the full construct with GFP — and at that length the MFE and the centroid </w:t>
+        <w:t xml:space="preserve">P(MFE) collapses with length: 0.02–0.08 for our switches alone, about 3 × 10⁻¹⁵ for the full construct with GFP — where the MFE and the centroid </w:t>
       </w:r>
       <w:r>
         <w:rPr>
@@ -4350,7 +4491,7 @@
           <w:i w:val="0"/>
           <w:sz w:val="19"/>
         </w:rPr>
-        <w:t>. The ranking therefore reads the centroid and the pairing probability matrix; the MFE is reported but trusted only over the isolated hairpin region. Disagreements are flagged, not silently ranked. (Decision D11.)</w:t>
+        <w:t>. The ranking therefore reads the centroid and the pairing-probability matrix; the MFE is reported but trusted only over the isolated hairpin region, and disagreements are flagged rather than silently ranked. (Decision D10.)</w:t>
       </w:r>
     </w:p>
     <w:p>
@@ -4377,169 +4518,470 @@
           <w:i w:val="0"/>
           <w:sz w:val="18"/>
         </w:rPr>
-        <w:t xml:space="preserve">Each of these stops the run rather than appearing as a line in a report. </w:t>
-      </w:r>
-      <w:r>
-        <w:rPr>
-          <w:b/>
-          <w:i w:val="0"/>
-          <w:sz w:val="18"/>
-        </w:rPr>
-        <w:t>(1)</w:t>
-      </w:r>
-      <w:r>
-        <w:rPr>
-          <w:b w:val="0"/>
-          <w:i w:val="0"/>
-          <w:sz w:val="18"/>
-        </w:rPr>
-        <w:t xml:space="preserve"> every declared helix pairs antiparallel with zero mismatches, wobbles only where declared — this is what catches domain-order errors; </w:t>
-      </w:r>
-      <w:r>
-        <w:rPr>
-          <w:b/>
-          <w:i w:val="0"/>
-          <w:sz w:val="18"/>
-        </w:rPr>
-        <w:t>(2)</w:t>
-      </w:r>
-      <w:r>
-        <w:rPr>
-          <w:b w:val="0"/>
-          <w:i w:val="0"/>
-          <w:sz w:val="18"/>
-        </w:rPr>
-        <w:t xml:space="preserve"> the intended OFF dot-bracket, written from the element spans of §1.1 and independent of any folding, is diffed against both the MFE and the centroid; </w:t>
-      </w:r>
-      <w:r>
-        <w:rPr>
-          <w:b/>
-          <w:i w:val="0"/>
-          <w:sz w:val="18"/>
-        </w:rPr>
-        <w:t>(3)</w:t>
-      </w:r>
-      <w:r>
-        <w:rPr>
-          <w:b w:val="0"/>
-          <w:i w:val="0"/>
-          <w:sz w:val="18"/>
-        </w:rPr>
-        <w:t xml:space="preserve"> (len_main_pre + len_LINKER) mod 3 = 0, and no in-frame stop from the AUG through the end of the GFP CDS; </w:t>
-      </w:r>
-      <w:r>
-        <w:rPr>
-          <w:b/>
-          <w:i w:val="0"/>
-          <w:sz w:val="18"/>
-        </w:rPr>
-        <w:t>(4)</w:t>
-      </w:r>
-      <w:r>
-        <w:rPr>
-          <w:b w:val="0"/>
-          <w:i w:val="0"/>
-          <w:sz w:val="18"/>
-        </w:rPr>
-        <w:t xml:space="preserve"> the RBS appears exactly once, flush at the loop's 3' end, and the SD→AUG spacing equals len_k1 and is reported; </w:t>
-      </w:r>
-      <w:r>
-        <w:rPr>
-          <w:b/>
-          <w:i w:val="0"/>
-          <w:sz w:val="18"/>
-        </w:rPr>
-        <w:t>(5)</w:t>
-      </w:r>
-      <w:r>
-        <w:rPr>
-          <w:b w:val="0"/>
-          <w:i w:val="0"/>
-          <w:sz w:val="18"/>
-        </w:rPr>
-        <w:t xml:space="preserve"> no AUG between the RBS loop and the intended start codon that could initiate out of frame; </w:t>
-      </w:r>
-      <w:r>
-        <w:rPr>
-          <w:b/>
-          <w:i w:val="0"/>
-          <w:sz w:val="18"/>
-        </w:rPr>
-        <w:t>(6)</w:t>
-      </w:r>
-      <w:r>
-        <w:rPr>
-          <w:b w:val="0"/>
-          <w:i w:val="0"/>
-          <w:sz w:val="18"/>
-        </w:rPr>
-        <w:t xml:space="preserve"> MainZ never binds k1* more tightly than trigger A's k1 does, and SecondaryZ likewise against k2; </w:t>
-      </w:r>
-      <w:r>
-        <w:rPr>
-          <w:b/>
-          <w:i w:val="0"/>
-          <w:sz w:val="18"/>
-        </w:rPr>
-        <w:t>(7)</w:t>
-      </w:r>
-      <w:r>
-        <w:rPr>
-          <w:b w:val="0"/>
-          <w:i w:val="0"/>
-          <w:sz w:val="18"/>
-        </w:rPr>
-        <w:t xml:space="preserve"> 4 ≤ len_x ≤ 14; len_x + len_k2 = 18; len_main_pre + 3 + len_k1 = 18; </w:t>
-      </w:r>
-      <w:r>
-        <w:rPr>
-          <w:b/>
-          <w:i w:val="0"/>
-          <w:sz w:val="18"/>
-        </w:rPr>
-        <w:t>(8)</w:t>
-      </w:r>
-      <w:r>
-        <w:rPr>
-          <w:b w:val="0"/>
-          <w:i w:val="0"/>
-          <w:sz w:val="18"/>
-        </w:rPr>
-        <w:t xml:space="preserve"> trigger A's x and trigger B's Secondary_pre are reverse complements over the matched positions; </w:t>
-      </w:r>
-      <w:r>
-        <w:rPr>
-          <w:b/>
-          <w:i w:val="0"/>
-          <w:sz w:val="18"/>
-        </w:rPr>
-        <w:t>(9)</w:t>
-      </w:r>
-      <w:r>
-        <w:rPr>
-          <w:b w:val="0"/>
-          <w:i w:val="0"/>
-          <w:sz w:val="18"/>
-        </w:rPr>
-        <w:t xml:space="preserve"> the cap sits at the 5' end of the finished construct, not stranded internally; </w:t>
-      </w:r>
-      <w:r>
-        <w:rPr>
-          <w:b/>
-          <w:i w:val="0"/>
-          <w:sz w:val="18"/>
-        </w:rPr>
-        <w:t>(10)</w:t>
-      </w:r>
-      <w:r>
-        <w:rPr>
-          <w:b w:val="0"/>
-          <w:i w:val="0"/>
-          <w:sz w:val="18"/>
-        </w:rPr>
-        <w:t xml:space="preserve"> any design carried between stages is matched on its full identity — len_x, len_main_pre, len_k1, len_k2, ddG_pref, mismatch pattern — never a partial key.</w:t>
+        <w:t>Each of these stops the run rather than appearing as a line in a report.</w:t>
       </w:r>
     </w:p>
+    <w:tbl>
+      <w:tblPr>
+        <w:tblStyle w:val="TableGrid"/>
+        <w:tblW w:type="auto" w:w="0"/>
+        <w:jc w:val="center"/>
+        <w:tblLayout w:type="fixed"/>
+        <w:tblLook w:firstColumn="1" w:firstRow="1" w:lastColumn="0" w:lastRow="0" w:noHBand="0" w:noVBand="1" w:val="04A0"/>
+      </w:tblPr>
+      <w:tblGrid>
+        <w:gridCol w:w="4933"/>
+        <w:gridCol w:w="4933"/>
+      </w:tblGrid>
+      <w:tr>
+        <w:trPr>
+          <w:tblHeader w:val="true"/>
+        </w:trPr>
+        <w:tc>
+          <w:tcPr>
+            <w:tcW w:type="dxa" w:w="454"/>
+            <w:shd w:val="clear" w:color="auto" w:fill="1B3A5E"/>
+          </w:tcPr>
+          <w:p>
+            <w:pPr>
+              <w:spacing w:before="0" w:after="0"/>
+            </w:pPr>
+            <w:r/>
+          </w:p>
+        </w:tc>
+        <w:tc>
+          <w:tcPr>
+            <w:tcW w:type="dxa" w:w="9184"/>
+            <w:shd w:val="clear" w:color="auto" w:fill="1B3A5E"/>
+          </w:tcPr>
+          <w:p>
+            <w:pPr>
+              <w:spacing w:before="0" w:after="0"/>
+            </w:pPr>
+            <w:r/>
+            <w:r>
+              <w:rPr>
+                <w:rFonts w:ascii="Calibri" w:hAnsi="Calibri"/>
+                <w:b/>
+                <w:color w:val="FFFFFF"/>
+                <w:sz w:val="15"/>
+              </w:rPr>
+              <w:t>assertion</w:t>
+            </w:r>
+          </w:p>
+        </w:tc>
+      </w:tr>
+      <w:tr>
+        <w:tc>
+          <w:tcPr>
+            <w:tcW w:type="dxa" w:w="454"/>
+          </w:tcPr>
+          <w:p>
+            <w:pPr>
+              <w:spacing w:before="0" w:after="0"/>
+            </w:pPr>
+            <w:r/>
+            <w:r>
+              <w:rPr>
+                <w:rFonts w:ascii="Calibri" w:hAnsi="Calibri"/>
+                <w:b w:val="0"/>
+                <w:sz w:val="15"/>
+              </w:rPr>
+              <w:t>1</w:t>
+            </w:r>
+          </w:p>
+        </w:tc>
+        <w:tc>
+          <w:tcPr>
+            <w:tcW w:type="dxa" w:w="9184"/>
+          </w:tcPr>
+          <w:p>
+            <w:pPr>
+              <w:spacing w:before="0" w:after="0"/>
+            </w:pPr>
+            <w:r/>
+            <w:r>
+              <w:rPr>
+                <w:rFonts w:ascii="Calibri" w:hAnsi="Calibri"/>
+                <w:b w:val="0"/>
+                <w:sz w:val="15"/>
+              </w:rPr>
+              <w:t>Every declared helix pairs antiparallel with zero mismatches, wobbles only where declared. This is what catches domain-order errors.</w:t>
+            </w:r>
+          </w:p>
+        </w:tc>
+      </w:tr>
+      <w:tr>
+        <w:tc>
+          <w:tcPr>
+            <w:tcW w:type="dxa" w:w="454"/>
+            <w:shd w:val="clear" w:color="auto" w:fill="F1F4F8"/>
+          </w:tcPr>
+          <w:p>
+            <w:pPr>
+              <w:spacing w:before="0" w:after="0"/>
+            </w:pPr>
+            <w:r/>
+            <w:r>
+              <w:rPr>
+                <w:rFonts w:ascii="Calibri" w:hAnsi="Calibri"/>
+                <w:b w:val="0"/>
+                <w:sz w:val="15"/>
+              </w:rPr>
+              <w:t>2</w:t>
+            </w:r>
+          </w:p>
+        </w:tc>
+        <w:tc>
+          <w:tcPr>
+            <w:tcW w:type="dxa" w:w="9184"/>
+            <w:shd w:val="clear" w:color="auto" w:fill="F1F4F8"/>
+          </w:tcPr>
+          <w:p>
+            <w:pPr>
+              <w:spacing w:before="0" w:after="0"/>
+            </w:pPr>
+            <w:r/>
+            <w:r>
+              <w:rPr>
+                <w:rFonts w:ascii="Calibri" w:hAnsi="Calibri"/>
+                <w:b w:val="0"/>
+                <w:sz w:val="15"/>
+              </w:rPr>
+              <w:t>The intended OFF dot-bracket, written from the element spans of §1.1 and independent of any folding, is diffed against both the MFE and the centroid.</w:t>
+            </w:r>
+          </w:p>
+        </w:tc>
+      </w:tr>
+      <w:tr>
+        <w:tc>
+          <w:tcPr>
+            <w:tcW w:type="dxa" w:w="454"/>
+          </w:tcPr>
+          <w:p>
+            <w:pPr>
+              <w:spacing w:before="0" w:after="0"/>
+            </w:pPr>
+            <w:r/>
+            <w:r>
+              <w:rPr>
+                <w:rFonts w:ascii="Calibri" w:hAnsi="Calibri"/>
+                <w:b w:val="0"/>
+                <w:sz w:val="15"/>
+              </w:rPr>
+              <w:t>3</w:t>
+            </w:r>
+          </w:p>
+        </w:tc>
+        <w:tc>
+          <w:tcPr>
+            <w:tcW w:type="dxa" w:w="9184"/>
+          </w:tcPr>
+          <w:p>
+            <w:pPr>
+              <w:spacing w:before="0" w:after="0"/>
+            </w:pPr>
+            <w:r/>
+            <w:r>
+              <w:rPr>
+                <w:rFonts w:ascii="Calibri" w:hAnsi="Calibri"/>
+                <w:b w:val="0"/>
+                <w:sz w:val="15"/>
+              </w:rPr>
+              <w:t>(len_main_pre + len_LINKER) mod 3 = 0, and no in-frame stop from the AUG through the end of the GFP CDS.</w:t>
+            </w:r>
+          </w:p>
+        </w:tc>
+      </w:tr>
+      <w:tr>
+        <w:tc>
+          <w:tcPr>
+            <w:tcW w:type="dxa" w:w="454"/>
+            <w:shd w:val="clear" w:color="auto" w:fill="F1F4F8"/>
+          </w:tcPr>
+          <w:p>
+            <w:pPr>
+              <w:spacing w:before="0" w:after="0"/>
+            </w:pPr>
+            <w:r/>
+            <w:r>
+              <w:rPr>
+                <w:rFonts w:ascii="Calibri" w:hAnsi="Calibri"/>
+                <w:b w:val="0"/>
+                <w:sz w:val="15"/>
+              </w:rPr>
+              <w:t>4</w:t>
+            </w:r>
+          </w:p>
+        </w:tc>
+        <w:tc>
+          <w:tcPr>
+            <w:tcW w:type="dxa" w:w="9184"/>
+            <w:shd w:val="clear" w:color="auto" w:fill="F1F4F8"/>
+          </w:tcPr>
+          <w:p>
+            <w:pPr>
+              <w:spacing w:before="0" w:after="0"/>
+            </w:pPr>
+            <w:r/>
+            <w:r>
+              <w:rPr>
+                <w:rFonts w:ascii="Calibri" w:hAnsi="Calibri"/>
+                <w:b w:val="0"/>
+                <w:sz w:val="15"/>
+              </w:rPr>
+              <w:t>The RBS appears exactly once, flush at the loop's 3' end, and the SD→AUG spacing equals len_k1 and is reported.</w:t>
+            </w:r>
+          </w:p>
+        </w:tc>
+      </w:tr>
+      <w:tr>
+        <w:tc>
+          <w:tcPr>
+            <w:tcW w:type="dxa" w:w="454"/>
+          </w:tcPr>
+          <w:p>
+            <w:pPr>
+              <w:spacing w:before="0" w:after="0"/>
+            </w:pPr>
+            <w:r/>
+            <w:r>
+              <w:rPr>
+                <w:rFonts w:ascii="Calibri" w:hAnsi="Calibri"/>
+                <w:b w:val="0"/>
+                <w:sz w:val="15"/>
+              </w:rPr>
+              <w:t>5</w:t>
+            </w:r>
+          </w:p>
+        </w:tc>
+        <w:tc>
+          <w:tcPr>
+            <w:tcW w:type="dxa" w:w="9184"/>
+          </w:tcPr>
+          <w:p>
+            <w:pPr>
+              <w:spacing w:before="0" w:after="0"/>
+            </w:pPr>
+            <w:r/>
+            <w:r>
+              <w:rPr>
+                <w:rFonts w:ascii="Calibri" w:hAnsi="Calibri"/>
+                <w:b w:val="0"/>
+                <w:sz w:val="15"/>
+              </w:rPr>
+              <w:t>No AUG between the RBS loop and the intended start codon that could initiate out of frame.</w:t>
+            </w:r>
+          </w:p>
+        </w:tc>
+      </w:tr>
+      <w:tr>
+        <w:tc>
+          <w:tcPr>
+            <w:tcW w:type="dxa" w:w="454"/>
+            <w:shd w:val="clear" w:color="auto" w:fill="F1F4F8"/>
+          </w:tcPr>
+          <w:p>
+            <w:pPr>
+              <w:spacing w:before="0" w:after="0"/>
+            </w:pPr>
+            <w:r/>
+            <w:r>
+              <w:rPr>
+                <w:rFonts w:ascii="Calibri" w:hAnsi="Calibri"/>
+                <w:b w:val="0"/>
+                <w:sz w:val="15"/>
+              </w:rPr>
+              <w:t>6</w:t>
+            </w:r>
+          </w:p>
+        </w:tc>
+        <w:tc>
+          <w:tcPr>
+            <w:tcW w:type="dxa" w:w="9184"/>
+            <w:shd w:val="clear" w:color="auto" w:fill="F1F4F8"/>
+          </w:tcPr>
+          <w:p>
+            <w:pPr>
+              <w:spacing w:before="0" w:after="0"/>
+            </w:pPr>
+            <w:r/>
+            <w:r>
+              <w:rPr>
+                <w:rFonts w:ascii="Calibri" w:hAnsi="Calibri"/>
+                <w:b w:val="0"/>
+                <w:sz w:val="15"/>
+              </w:rPr>
+              <w:t>MainZ never binds k1* more tightly than trigger A's k1 does. Same for SecondaryZ against k2.</w:t>
+            </w:r>
+          </w:p>
+        </w:tc>
+      </w:tr>
+      <w:tr>
+        <w:tc>
+          <w:tcPr>
+            <w:tcW w:type="dxa" w:w="454"/>
+          </w:tcPr>
+          <w:p>
+            <w:pPr>
+              <w:spacing w:before="0" w:after="0"/>
+            </w:pPr>
+            <w:r/>
+            <w:r>
+              <w:rPr>
+                <w:rFonts w:ascii="Calibri" w:hAnsi="Calibri"/>
+                <w:b w:val="0"/>
+                <w:sz w:val="15"/>
+              </w:rPr>
+              <w:t>7</w:t>
+            </w:r>
+          </w:p>
+        </w:tc>
+        <w:tc>
+          <w:tcPr>
+            <w:tcW w:type="dxa" w:w="9184"/>
+          </w:tcPr>
+          <w:p>
+            <w:pPr>
+              <w:spacing w:before="0" w:after="0"/>
+            </w:pPr>
+            <w:r/>
+            <w:r>
+              <w:rPr>
+                <w:rFonts w:ascii="Calibri" w:hAnsi="Calibri"/>
+                <w:b w:val="0"/>
+                <w:sz w:val="15"/>
+              </w:rPr>
+              <w:t>4 ≤ len_x ≤ 14; len_x + len_k2 = 18; len_main_pre + 3 + len_k1 = 18; and the overlap satisfies the mismatch rule of R10.</w:t>
+            </w:r>
+          </w:p>
+        </w:tc>
+      </w:tr>
+      <w:tr>
+        <w:tc>
+          <w:tcPr>
+            <w:tcW w:type="dxa" w:w="454"/>
+            <w:shd w:val="clear" w:color="auto" w:fill="F1F4F8"/>
+          </w:tcPr>
+          <w:p>
+            <w:pPr>
+              <w:spacing w:before="0" w:after="0"/>
+            </w:pPr>
+            <w:r/>
+            <w:r>
+              <w:rPr>
+                <w:rFonts w:ascii="Calibri" w:hAnsi="Calibri"/>
+                <w:b w:val="0"/>
+                <w:sz w:val="15"/>
+              </w:rPr>
+              <w:t>8</w:t>
+            </w:r>
+          </w:p>
+        </w:tc>
+        <w:tc>
+          <w:tcPr>
+            <w:tcW w:type="dxa" w:w="9184"/>
+            <w:shd w:val="clear" w:color="auto" w:fill="F1F4F8"/>
+          </w:tcPr>
+          <w:p>
+            <w:pPr>
+              <w:spacing w:before="0" w:after="0"/>
+            </w:pPr>
+            <w:r/>
+            <w:r>
+              <w:rPr>
+                <w:rFonts w:ascii="Calibri" w:hAnsi="Calibri"/>
+                <w:b w:val="0"/>
+                <w:sz w:val="15"/>
+              </w:rPr>
+              <w:t>Trigger A's x and trigger B's Secondary_pre are reverse complements over the matched positions.</w:t>
+            </w:r>
+          </w:p>
+        </w:tc>
+      </w:tr>
+      <w:tr>
+        <w:tc>
+          <w:tcPr>
+            <w:tcW w:type="dxa" w:w="454"/>
+          </w:tcPr>
+          <w:p>
+            <w:pPr>
+              <w:spacing w:before="0" w:after="0"/>
+            </w:pPr>
+            <w:r/>
+            <w:r>
+              <w:rPr>
+                <w:rFonts w:ascii="Calibri" w:hAnsi="Calibri"/>
+                <w:b w:val="0"/>
+                <w:sz w:val="15"/>
+              </w:rPr>
+              <w:t>9</w:t>
+            </w:r>
+          </w:p>
+        </w:tc>
+        <w:tc>
+          <w:tcPr>
+            <w:tcW w:type="dxa" w:w="9184"/>
+          </w:tcPr>
+          <w:p>
+            <w:pPr>
+              <w:spacing w:before="0" w:after="0"/>
+            </w:pPr>
+            <w:r/>
+            <w:r>
+              <w:rPr>
+                <w:rFonts w:ascii="Calibri" w:hAnsi="Calibri"/>
+                <w:b w:val="0"/>
+                <w:sz w:val="15"/>
+              </w:rPr>
+              <w:t>The cap sits at the 5' end of the finished construct, not stranded internally.</w:t>
+            </w:r>
+          </w:p>
+        </w:tc>
+      </w:tr>
+      <w:tr>
+        <w:tc>
+          <w:tcPr>
+            <w:tcW w:type="dxa" w:w="454"/>
+            <w:shd w:val="clear" w:color="auto" w:fill="F1F4F8"/>
+          </w:tcPr>
+          <w:p>
+            <w:pPr>
+              <w:spacing w:before="0" w:after="0"/>
+            </w:pPr>
+            <w:r/>
+            <w:r>
+              <w:rPr>
+                <w:rFonts w:ascii="Calibri" w:hAnsi="Calibri"/>
+                <w:b w:val="0"/>
+                <w:sz w:val="15"/>
+              </w:rPr>
+              <w:t>10</w:t>
+            </w:r>
+          </w:p>
+        </w:tc>
+        <w:tc>
+          <w:tcPr>
+            <w:tcW w:type="dxa" w:w="9184"/>
+            <w:shd w:val="clear" w:color="auto" w:fill="F1F4F8"/>
+          </w:tcPr>
+          <w:p>
+            <w:pPr>
+              <w:spacing w:before="0" w:after="0"/>
+            </w:pPr>
+            <w:r/>
+            <w:r>
+              <w:rPr>
+                <w:rFonts w:ascii="Calibri" w:hAnsi="Calibri"/>
+                <w:b w:val="0"/>
+                <w:sz w:val="15"/>
+              </w:rPr>
+              <w:t>Any design carried between stages is matched on its full identity — len_x, len_main_pre, len_k1, len_k2, ddG_pref, mismatch pattern — never a partial key.</w:t>
+            </w:r>
+          </w:p>
+        </w:tc>
+      </w:tr>
+    </w:tbl>
     <w:p>
       <w:pPr>
         <w:keepNext/>
@@ -4568,23 +5010,7 @@
           <w:i w:val="0"/>
           <w:sz w:val="19"/>
         </w:rPr>
-        <w:t xml:space="preserve">Six carry a recommendation we are ready to act on unless you disagree. The six shaded rows are genuine choices where we do not think the evidence settles it. </w:t>
-      </w:r>
-      <w:r>
-        <w:rPr>
-          <w:b/>
-          <w:i w:val="0"/>
-          <w:sz w:val="19"/>
-        </w:rPr>
-        <w:t>D1 is the one that changed most recently</w:t>
-      </w:r>
-      <w:r>
-        <w:rPr>
-          <w:b w:val="0"/>
-          <w:i w:val="0"/>
-          <w:sz w:val="19"/>
-        </w:rPr>
-        <w:t xml:space="preserve"> — it was previously written as 18 base pairs, which the published sequences do not support.</w:t>
+        <w:t>Six carry a recommendation we are ready to act on unless you disagree. The six shaded rows are genuine choices where we do not think the evidence settles it.</w:t>
       </w:r>
     </w:p>
     <w:tbl>
@@ -5015,7 +5441,7 @@
                 <w:b/>
                 <w:sz w:val="16"/>
               </w:rPr>
-              <w:t>|x| = 4–14; mismatches unrestricted; rank on the measured trigger-trigger duplex, reject nothing.</w:t>
+              <w:t>|x| = 4–14. Mismatches: none up to |x| = 5, up to 2 for 6–10, up to 3 for 11–14; never at an end, never more than 2 in a row.</w:t>
             </w:r>
             <w:r>
               <w:rPr>
@@ -5023,7 +5449,7 @@
                 <w:b w:val="0"/>
                 <w:sz w:val="16"/>
               </w:rPr>
-              <w:t xml:space="preserve"> Neither a 1:4 ratio nor a run cap actually bounds sequestration, and a hard filter would discard workable designs.</w:t>
+              <w:t xml:space="preserve"> Decisive for the search — for our gene pair there is no perfectly complementary site at all beyond |x| = 8. Sequestration is then ranked, not filtered.</w:t>
             </w:r>
           </w:p>
         </w:tc>
